--- a/ind/docx/65.content.docx
+++ b/ind/docx/65.content.docx
@@ -248,19 +248,7 @@
         <w:rPr>
           <w:lang w:val="id_ID" w:bidi="id_ID"/>
         </w:rPr>
-        <w:t xml:space="preserve">) adalah versi Yunani dari nama Ibrani "Yehuda." Nama ini cukup umum. Yudas ini adalah saudara Yakobus, yang juga merupakan saudara Yesus (lihat </w:t>
-      </w:r>
-      <w:r>
-        <w:rPr>
-          <w:lang w:val="id_ID" w:bidi="id_ID"/>
-        </w:rPr>
-        <w:t>Pendahuluan Kitab Yudas</w:t>
-      </w:r>
-      <w:r>
-        <w:rPr>
-          <w:lang w:val="id_ID" w:bidi="id_ID"/>
-        </w:rPr>
-        <w:t>, "Penulis").</w:t>
+        <w:t>) adalah versi Yunani dari nama Ibrani "Yehuda." Nama ini cukup umum. Yudas ini adalah saudara Yakobus, yang juga merupakan saudara Yesus (lihat Pendahuluan Kitab Yudas, "Penulis").</w:t>
       </w:r>
     </w:p>
     <w:p>
